--- a/policies/sources/Tax_Policy.docx
+++ b/policies/sources/Tax_Policy.docx
@@ -1883,7 +1883,7 @@
           <w:szCs w:val="24"/>
           <w:highlight w:val="white"/>
         </w:rPr>
-        <w:t>Ensure responsible tax compliance and planning</w:t>
+        <w:t>1. Ensure responsible tax compliance and planning</w:t>
       </w:r>
     </w:p>
     <w:p>
@@ -1907,7 +1907,7 @@
           <w:szCs w:val="24"/>
           <w:highlight w:val="white"/>
         </w:rPr>
-        <w:t>Uphold integrity in transfer pricing and related party transactions</w:t>
+        <w:t>2. Uphold integrity in transfer pricing and related party transactions</w:t>
       </w:r>
     </w:p>
     <w:p>
@@ -1931,7 +1931,7 @@
           <w:szCs w:val="24"/>
           <w:highlight w:val="white"/>
         </w:rPr>
-        <w:t>Maintain proactive risk management and transparent reporting</w:t>
+        <w:t>3. Maintain proactive risk management and transparent reporting</w:t>
       </w:r>
     </w:p>
     <w:p>
